--- a/docs/Extraclase_2_CICD_Informe.docx
+++ b/docs/Extraclase_2_CICD_Informe.docx
@@ -64,7 +64,7 @@
           <w:sz w:val="24"/>
           <w:szCs w:val="24"/>
         </w:rPr>
-        <w:t xml:space="preserve">Escuela de Informática, Universidad Nacional de Costa Rica</w:t>
+        <w:t xml:space="preserve">Universidad Latina de Costa Rica</w:t>
       </w:r>
     </w:p>
     <w:p>
